--- a/ky/wisdom-stories/albrecht-durer.docx
+++ b/ky/wisdom-stories/albrecht-durer.docx
@@ -225,7 +225,7 @@
           <w:sz w:val="22"/>
           <w:lang w:val="ky-KG"/>
         </w:rPr>
-        <w:t xml:space="preserve">Сабак: </w:t>
+        <w:t>Сабак: Ар бир ийгиликтин артында көп учурда көзгө көрүнбөгөн бир жан аябастык турат. Аны көрө билүү жана баалоо — адамгерчиликтин эң сулуу белгилеринин бири.</w:t>
       </w:r>
       <w:r>
         <w:rPr>
@@ -234,7 +234,6 @@
           <w:sz w:val="22"/>
           <w:lang w:val="ky-KG"/>
         </w:rPr>
-        <w:t>Ийгилигибиздин артында көп учурда бирөөнүн көзгө көрүнбөгөн мээнети, биз үчүн кечкен тилеги турат. Ошол жакшылыкты унутпай, баркына жете билели.</w:t>
       </w:r>
     </w:p>
     <w:p>
@@ -254,7 +253,7 @@
           <w:sz w:val="18"/>
           <w:lang w:val="ky-KG"/>
         </w:rPr>
-        <w:t>Окуя ачык интернет булактарынан алынды.</w:t>
+        <w:t>Аңгемелер ачык интернет булактарынан алынган, иллюстрациялар болсо ЖИ менен түзүлгөн.</w:t>
       </w:r>
     </w:p>
     <w:sectPr>

--- a/ky/wisdom-stories/albrecht-durer.docx
+++ b/ky/wisdom-stories/albrecht-durer.docx
@@ -3,259 +3,105 @@
 <w:document xmlns:wpc="http://schemas.microsoft.com/office/word/2010/wordprocessingCanvas" xmlns:cx="http://schemas.microsoft.com/office/drawing/2014/chartex" xmlns:cx1="http://schemas.microsoft.com/office/drawing/2015/9/8/chartex" xmlns:cx2="http://schemas.microsoft.com/office/drawing/2015/10/21/chartex" xmlns:cx3="http://schemas.microsoft.com/office/drawing/2016/5/9/chartex" xmlns:cx4="http://schemas.microsoft.com/office/drawing/2016/5/10/chartex" xmlns:cx5="http://schemas.microsoft.com/office/drawing/2016/5/11/chartex" xmlns:cx6="http://schemas.microsoft.com/office/drawing/2016/5/12/chartex" xmlns:cx7="http://schemas.microsoft.com/office/drawing/2016/5/13/chartex" xmlns:cx8="http://schemas.microsoft.com/office/drawing/2016/5/14/chartex" xmlns:mc="http://schemas.openxmlformats.org/markup-compatibility/2006" xmlns:aink="http://schemas.microsoft.com/office/drawing/2016/ink" xmlns:am3d="http://schemas.microsoft.com/office/drawing/2017/model3d" xmlns:o="urn:schemas-microsoft-com:office:office" xmlns:oel="http://schemas.microsoft.com/office/2019/extlst" xmlns:r="http://schemas.openxmlformats.org/officeDocument/2006/relationships" xmlns:m="http://schemas.openxmlformats.org/officeDocument/2006/math" xmlns:v="urn:schemas-microsoft-com:vml" xmlns:wp14="http://schemas.microsoft.com/office/word/2010/wordprocessingDrawing" xmlns:wp="http://schemas.openxmlformats.org/drawingml/2006/wordprocessingDrawing" xmlns:w10="urn:schemas-microsoft-com:office:word" xmlns:w="http://schemas.openxmlformats.org/wordprocessingml/2006/main" xmlns:w14="http://schemas.microsoft.com/office/word/2010/wordml" xmlns:w15="http://schemas.microsoft.com/office/word/2012/wordml" xmlns:w16cex="http://schemas.microsoft.com/office/word/2018/wordml/cex" xmlns:w16cid="http://schemas.microsoft.com/office/word/2016/wordml/cid" xmlns:w16="http://schemas.microsoft.com/office/word/2018/wordml" xmlns:w16du="http://schemas.microsoft.com/office/word/2023/wordml/word16du" xmlns:w16sdtdh="http://schemas.microsoft.com/office/word/2020/wordml/sdtdatahash" xmlns:w16sdtfl="http://schemas.microsoft.com/office/word/2024/wordml/sdtformatlock" xmlns:w16se="http://schemas.microsoft.com/office/word/2015/wordml/symex" xmlns:wpg="http://schemas.microsoft.com/office/word/2010/wordprocessingGroup" xmlns:wpi="http://schemas.microsoft.com/office/word/2010/wordprocessingInk" xmlns:wne="http://schemas.microsoft.com/office/word/2006/wordml" xmlns:wps="http://schemas.microsoft.com/office/word/2010/wordprocessingShape" mc:Ignorable="w14 w15 w16se w16cid w16 w16cex w16sdtdh w16sdtfl w16du wp14">
   <w:body>
     <w:p>
-      <w:pPr>
-        <w:pStyle w:val="Title"/>
-        <w:keepNext/>
-        <w:keepLines w:val="0"/>
-        <w:pageBreakBefore w:val="0"/>
-        <w:widowControl/>
-        <w:spacing w:line="269" w:lineRule="auto" w:after="180" w:before="0"/>
-      </w:pPr>
-      <w:bookmarkStart w:id="10002" w:name="Story_3"/>
       <w:r>
         <w:rPr>
-          <w:rFonts w:ascii="Arial" w:hAnsi="Arial"/>
           <w:b/>
-          <w:color w:val="000000"/>
-          <w:sz w:val="34"/>
-          <w:lang w:val="ky-KG"/>
+          <w:bCs/>
         </w:rPr>
         <w:t>Альбрехт Дюрер</w:t>
       </w:r>
-      <w:bookmarkEnd w:id="10002"/>
     </w:p>
     <w:p>
-      <w:pPr>
-        <w:keepNext w:val="0"/>
-        <w:keepLines w:val="0"/>
-        <w:pageBreakBefore w:val="0"/>
-        <w:widowControl/>
-        <w:spacing w:line="269" w:lineRule="auto" w:after="120" w:before="0"/>
-      </w:pPr>
       <w:r>
         <w:rPr>
-          <w:rFonts w:ascii="Arial" w:hAnsi="Arial"/>
-          <w:color w:val="000000"/>
-          <w:sz w:val="22"/>
-          <w:lang w:val="ky-KG"/>
+          <w:i/>
+          <w:iCs/>
         </w:rPr>
-        <w:t>Нюрнбергге жакын чакан айылда он балалуу үй-бүлө жашачу. Үй-бүлөсүн багуу үчүн атасы күнүнө он сегиз саат иштечү. Канчалаган кыйынчылыкка карабай, улуу уулдары Альбрехт менен Альберт атактуу сүрөтчү болууну кыялданышчу. Бирок атасынын экөөнү бирдей окутууга чамасы жетпесин билишчү.</w:t>
+        <w:t>Альбрехт Дюрер жөнүндө уламыш</w:t>
       </w:r>
     </w:p>
     <w:p>
-      <w:pPr>
-        <w:keepNext w:val="0"/>
-        <w:keepLines w:val="0"/>
-        <w:pageBreakBefore w:val="0"/>
-        <w:widowControl/>
-        <w:spacing w:line="269" w:lineRule="auto" w:after="120" w:before="0"/>
-      </w:pPr>
-      <w:r>
-        <w:rPr>
-          <w:rFonts w:ascii="Arial" w:hAnsi="Arial"/>
-          <w:color w:val="000000"/>
-          <w:sz w:val="22"/>
-          <w:lang w:val="ky-KG"/>
-        </w:rPr>
-        <w:t>Бир туугандар шамдын жарыгында көпкө кеңешип, акыры чүчүкулак таштамай болушту. Бирине Нюрнбергдеги академияда окуу насип этсе, экинчиси жакын жердеги кенде иштеп, анын окуусуна каражат таап бермек. Төрт жылдан кийин кезек алмашмак.</w:t>
+      <w:r>
+        <w:t>Айтууларга караганда, Нюрнбергге жакын жерде жашаган кедей, көп балалуу үй-бүлөдө Альбрехт менен Альберт аттуу эки бир тууган өсүптүр. Экөө тең сүрөтчү болууну кыялданчу. Атасы таңдан кечке иштесе да, аларды окутууга каражаты жетчү эмес.</w:t>
       </w:r>
     </w:p>
     <w:p>
-      <w:pPr>
-        <w:keepNext w:val="0"/>
-        <w:keepLines w:val="0"/>
-        <w:pageBreakBefore w:val="0"/>
-        <w:widowControl/>
-        <w:spacing w:line="269" w:lineRule="auto" w:after="120" w:before="0"/>
-      </w:pPr>
-      <w:r>
-        <w:rPr>
-          <w:rFonts w:ascii="Arial" w:eastAsia="Arial" w:hAnsi="Arial"/>
-          <w:color w:val="000000"/>
-          <w:sz w:val="22"/>
-          <w:lang w:val="ky-KG"/>
-        </w:rPr>
-        <w:t>Чүчүкулак Альбрехтке түштү. Ал академияга жөнөдү, Альберт болсо кенде иштей баштады.</w:t>
+      <w:r>
+        <w:t>Бир туугандар кечинде шамдын жарыгында узакка сүйлөшүп, кыялдарына жетүүнүн жолун издешчү. Акыры чүчүкулак кармашууну чечишти. Бирөө сүрөтчүлүктү үйрөнүүгө кетет, экинчиси шахтада иштеп, анын окуусуна акча таап берет. Төрт жылдан кийин орун алмашышат.</w:t>
       </w:r>
     </w:p>
     <w:p>
-      <w:pPr>
-        <w:keepNext w:val="0"/>
-        <w:keepLines w:val="0"/>
-        <w:pageBreakBefore w:val="0"/>
-        <w:widowControl/>
-        <w:spacing w:line="269" w:lineRule="auto" w:after="120" w:before="0"/>
-      </w:pPr>
-      <w:r>
-        <w:rPr>
-          <w:rFonts w:ascii="Arial" w:eastAsia="Arial" w:hAnsi="Arial"/>
-          <w:color w:val="000000"/>
-          <w:sz w:val="22"/>
-          <w:lang w:val="ky-KG"/>
-        </w:rPr>
-        <w:t>Төрт жыл бою бир туугандардын бири сүрөт өнөрү менен алектенип, экинчиси кендин тереңинде эмгектенди. Альбрехттин чыгармалары көп өтпөй чоң кызыгуу жаратты; атүгүл анын көптөгөн эмгектери устаттарынын чыгармаларынан да күчтүү экени айтылып жүрдү.</w:t>
+      <w:r>
+        <w:t>Чүчүкулак Альбрехтке түштү.</w:t>
       </w:r>
     </w:p>
     <w:p>
-      <w:pPr>
-        <w:keepNext w:val="0"/>
-        <w:keepLines w:val="0"/>
-        <w:pageBreakBefore w:val="0"/>
-        <w:widowControl/>
-        <w:spacing w:line="269" w:lineRule="auto" w:after="120" w:before="0"/>
-      </w:pPr>
-      <w:r>
-        <w:rPr>
-          <w:rFonts w:ascii="Arial" w:eastAsia="Arial" w:hAnsi="Arial"/>
-          <w:color w:val="000000"/>
-          <w:sz w:val="22"/>
-          <w:lang w:val="ky-KG"/>
-        </w:rPr>
-        <w:t>Окуусун аяктаганда Альбрехт жакшы киреше таап калган эле. Ал кубаныч менен үйүнө кайтып келип, бир тууганына мындай деди:</w:t>
+      <w:r>
+        <w:t>Ал окууга жөнөдү, ал эми Альберт шахтага жумушка кирди. Бири кыл калем кармоонун сырларын үйрөнүп, түстөр дүйнөсүн ачып жатты. Экинчиси күн сайын жер алдына түшүп, бир тууганы окуусун уланта алышы үчүн кара жанын карч уруп эмгектенди.</w:t>
       </w:r>
     </w:p>
     <w:p>
-      <w:pPr>
-        <w:keepNext w:val="0"/>
-        <w:keepLines w:val="0"/>
-        <w:pageBreakBefore w:val="0"/>
-        <w:widowControl/>
-        <w:spacing w:line="269" w:lineRule="auto" w:after="120" w:before="0"/>
-      </w:pPr>
-      <w:r>
-        <w:rPr>
-          <w:rFonts w:ascii="Arial" w:eastAsia="Arial" w:hAnsi="Arial"/>
-          <w:color w:val="000000"/>
-          <w:sz w:val="22"/>
-          <w:lang w:val="ky-KG"/>
-        </w:rPr>
-        <w:t>— Кымбаттуу бир тууганым, эми кезек сеники. Бар, кыялыңды ишке ашыр; бул жолу мен сага тирек болом.</w:t>
+      <w:r>
+        <w:t>Төрт жыл өттү. Альбрехттин таланты элге таанылып, чыгармалары ага атак-даңк да, киреше да алып келе баштады. Үйүнө кайтып келгенде ал бир тууганын кучактап, кубана айтты:</w:t>
+      </w:r>
+      <w:r>
+        <w:br/>
+        <w:t>— Эми кезек сеники, Альберт. Окууга бар, кыялыңды орундат. Сен мага жөлөк болдуң, эми мен сага жөлөк болом.</w:t>
       </w:r>
     </w:p>
     <w:p>
-      <w:pPr>
-        <w:keepNext w:val="0"/>
-        <w:keepLines w:val="0"/>
-        <w:pageBreakBefore w:val="0"/>
-        <w:widowControl/>
-        <w:spacing w:line="269" w:lineRule="auto" w:after="120" w:before="0"/>
-      </w:pPr>
-      <w:r>
-        <w:rPr>
-          <w:rFonts w:ascii="Arial" w:eastAsia="Arial" w:hAnsi="Arial"/>
-          <w:color w:val="000000"/>
-          <w:sz w:val="22"/>
-          <w:lang w:val="ky-KG"/>
-        </w:rPr>
-        <w:t>Альберт колдорун ага сунуп, акырын үн менен жооп берди:</w:t>
+      <w:r>
+        <w:t>Бирок Альберт акырын башын чайкады:</w:t>
+      </w:r>
+      <w:r>
+        <w:br/>
+        <w:t>— Жок, бир тууганым… Мен үчүн кеч болуп калды.</w:t>
       </w:r>
     </w:p>
     <w:p>
-      <w:pPr>
-        <w:keepNext w:val="0"/>
-        <w:keepLines w:val="0"/>
-        <w:pageBreakBefore w:val="0"/>
-        <w:widowControl/>
-        <w:spacing w:line="269" w:lineRule="auto" w:after="120" w:before="0"/>
-      </w:pPr>
-      <w:r>
-        <w:rPr>
-          <w:rFonts w:ascii="Arial" w:eastAsia="Arial" w:hAnsi="Arial"/>
-          <w:color w:val="000000"/>
-          <w:sz w:val="22"/>
-          <w:lang w:val="ky-KG"/>
-        </w:rPr>
-        <w:t>— Жок, бир тууганым, эми өтө кеч. Ушул төрт жылда кен менин колдорумду, ар бир манжамды жанчып бүттү. Мен мындан ары сүрөт тарта албайм.</w:t>
+      <w:r>
+        <w:t>Ал колдорун сунду. Алакандары чор басып, манжалары оор жумуштан кыйшайып калыптыр.</w:t>
+      </w:r>
+      <w:r>
+        <w:br/>
+        <w:t>— Бул колдор эми кыл калемди мурдагыдай кармай албайт.</w:t>
       </w:r>
     </w:p>
     <w:p>
-      <w:pPr>
-        <w:keepNext w:val="0"/>
-        <w:keepLines w:val="0"/>
-        <w:pageBreakBefore w:val="0"/>
-        <w:widowControl/>
-        <w:spacing w:line="269" w:lineRule="auto" w:after="120" w:before="0"/>
-      </w:pPr>
-      <w:r>
-        <w:rPr>
-          <w:rFonts w:ascii="Arial" w:eastAsia="Arial" w:hAnsi="Arial"/>
-          <w:color w:val="000000"/>
-          <w:sz w:val="22"/>
-          <w:lang w:val="ky-KG"/>
-        </w:rPr>
-        <w:t>Альбрехт бир тууганынын колдорун алаканына алып, көз жашына муунду.</w:t>
+      <w:r>
+        <w:t>Альбрехт анын колдорун акырын алакандарына алды. Бир нерсе айткысы келди, бирок сөз таба албады. Көз жашы Альберттин эмгектен жүдөгөн колдоруна тамды.</w:t>
       </w:r>
     </w:p>
     <w:p>
-      <w:pPr>
-        <w:keepNext/>
-        <w:keepLines w:val="0"/>
-        <w:pageBreakBefore w:val="0"/>
-        <w:widowControl/>
-        <w:spacing w:line="269" w:lineRule="auto" w:after="120" w:before="0"/>
-      </w:pPr>
-      <w:r>
-        <w:rPr>
-          <w:rFonts w:ascii="Arial" w:eastAsia="Arial" w:hAnsi="Arial"/>
-          <w:color w:val="000000"/>
-          <w:sz w:val="22"/>
-          <w:lang w:val="ky-KG"/>
-        </w:rPr>
-        <w:t>Кылымдар өтсө да, Альбрехт Дюрердин (1471–1528) чыгармалары дүйнөдөгү кадыр-барктуу галереяларда көргөзүлүп келет. Анын бир тууганынын жан аябастыгы менен байланыштырылган атактуу сүрөтү «Дуба кылган колдор» деген ат менен белгилүү.</w:t>
+      <w:r>
+        <w:t>Өз кыялынын орундалышы бир тууганына кандай оор баага түшкөнүн ал ошондо гана терең түшүндү.</w:t>
       </w:r>
     </w:p>
     <w:p>
-      <w:pPr>
-        <w:pStyle w:val="Moral"/>
-        <w:keepNext/>
-        <w:keepLines/>
-        <w:pageBreakBefore w:val="0"/>
-        <w:widowControl/>
-        <w:spacing w:before="120" w:after="120" w:line="269" w:lineRule="auto"/>
-        <w:ind w:left="240" w:right="240"/>
-        <w:rPr>
-          <w:lang/>
-        </w:rPr>
-      </w:pPr>
-      <w:r>
-        <w:rPr>
-          <w:rFonts w:ascii="Arial" w:hAnsi="Arial"/>
-          <w:b/>
-          <w:color w:val="000000"/>
-          <w:sz w:val="22"/>
-          <w:lang w:val="ky-KG"/>
-        </w:rPr>
-        <w:t>Сабак: Ар бир ийгиликтин артында көп учурда көзгө көрүнбөгөн бир жан аябастык турат. Аны көрө билүү жана баалоо — адамгерчиликтин эң сулуу белгилеринин бири.</w:t>
-      </w:r>
-      <w:r>
-        <w:rPr>
-          <w:rFonts w:ascii="Arial" w:hAnsi="Arial"/>
-          <w:color w:val="000000"/>
-          <w:sz w:val="22"/>
-          <w:lang w:val="ky-KG"/>
-        </w:rPr>
+      <w:r>
+        <w:t>Уламышта Дюрердин атактуу «Сыйынган колдор» сүрөтү ушул курмандык менен байланыштырылат. Андагы колдор бир туугандык сүйүүнүн, ыраазычылыктын жана башка бирөөнүн ийгилиги үчүн жасалган көзгө көрүнбөгөн эмгектин символу катары баяндалат.</w:t>
       </w:r>
     </w:p>
     <w:p>
-      <w:pPr>
-        <w:keepNext w:val="0"/>
-        <w:keepLines w:val="0"/>
-        <w:pageBreakBefore w:val="0"/>
-        <w:widowControl/>
-        <w:spacing w:before="0" w:after="160" w:line="269" w:lineRule="auto"/>
-        <w:jc w:val="right"/>
-      </w:pPr>
       <w:r>
         <w:rPr>
-          <w:rFonts w:ascii="Arial" w:eastAsia="Arial" w:hAnsi="Arial" w:cs="Arial"/>
+          <w:b/>
+          <w:bCs/>
+        </w:rPr>
+        <w:lastRenderedPageBreak/>
+        <w:t>Сабак: Ийгиликтерибизде бизден убактысын, күчүн жана жардамын аябаган адамдардын да үлүшү бар. Алардын жакшылыгын баалап, унутпай, камкордугуна камкордук менен жооп берүү — чыныгы ыраазычылык.</w:t>
+      </w:r>
+    </w:p>
+    <w:p>
+      <w:r>
+        <w:rPr>
           <w:i/>
-          <w:color w:val="000000"/>
-          <w:sz w:val="18"/>
-          <w:lang w:val="ky-KG"/>
+          <w:iCs/>
         </w:rPr>
-        <w:t>Аңгемелер ачык интернет булактарынан алынган, иллюстрациялар болсо ЖИ менен түзүлгөн.</w:t>
+        <w:t>Аңгемелер интернеттен чогултулуп, жасалма интеллекттин жардамы менен иштелип чыккан. Бардык сүрөттөр жасалма интеллект аркылуу түзүлгөн.</w:t>
       </w:r>
     </w:p>
+    <w:p/>
     <w:sectPr>
       <w:headerReference w:type="even" r:id="rId7"/>
       <w:headerReference w:type="default" r:id="rId8"/>
@@ -1086,7 +932,6 @@
     </w:pPr>
     <w:rPr>
       <w:rFonts w:asciiTheme="majorHAnsi" w:eastAsiaTheme="majorEastAsia" w:hAnsiTheme="majorHAnsi" w:cstheme="majorBidi"/>
-      <w:color w:val="000000"/>
       <w:sz w:val="40"/>
       <w:szCs w:val="40"/>
     </w:rPr>
@@ -1108,7 +953,6 @@
     </w:pPr>
     <w:rPr>
       <w:rFonts w:asciiTheme="majorHAnsi" w:eastAsiaTheme="majorEastAsia" w:hAnsiTheme="majorHAnsi" w:cstheme="majorBidi"/>
-      <w:color w:val="000000"/>
       <w:sz w:val="32"/>
       <w:szCs w:val="32"/>
     </w:rPr>
@@ -1131,7 +975,6 @@
     </w:pPr>
     <w:rPr>
       <w:rFonts w:eastAsiaTheme="majorEastAsia" w:cstheme="majorBidi"/>
-      <w:color w:val="000000"/>
       <w:sz w:val="28"/>
       <w:szCs w:val="28"/>
     </w:rPr>
@@ -1156,7 +999,6 @@
       <w:rFonts w:eastAsiaTheme="majorEastAsia" w:cstheme="majorBidi"/>
       <w:i/>
       <w:iCs/>
-      <w:color w:val="000000"/>
     </w:rPr>
   </w:style>
   <w:style w:type="paragraph" w:styleId="Heading5">
@@ -1177,7 +1019,6 @@
     </w:pPr>
     <w:rPr>
       <w:rFonts w:eastAsiaTheme="majorEastAsia" w:cstheme="majorBidi"/>
-      <w:color w:val="000000"/>
     </w:rPr>
   </w:style>
   <w:style w:type="paragraph" w:styleId="Heading6">
@@ -1200,7 +1041,6 @@
       <w:rFonts w:eastAsiaTheme="majorEastAsia" w:cstheme="majorBidi"/>
       <w:i/>
       <w:iCs/>
-      <w:color w:val="000000"/>
     </w:rPr>
   </w:style>
   <w:style w:type="paragraph" w:styleId="Heading7">
@@ -1221,7 +1061,6 @@
     </w:pPr>
     <w:rPr>
       <w:rFonts w:eastAsiaTheme="majorEastAsia" w:cstheme="majorBidi"/>
-      <w:color w:val="000000"/>
     </w:rPr>
   </w:style>
   <w:style w:type="paragraph" w:styleId="Heading8">
@@ -1244,7 +1083,6 @@
       <w:rFonts w:eastAsiaTheme="majorEastAsia" w:cstheme="majorBidi"/>
       <w:i/>
       <w:iCs/>
-      <w:color w:val="000000"/>
     </w:rPr>
   </w:style>
   <w:style w:type="paragraph" w:styleId="Heading9">
@@ -1265,13 +1103,11 @@
     </w:pPr>
     <w:rPr>
       <w:rFonts w:eastAsiaTheme="majorEastAsia" w:cstheme="majorBidi"/>
-      <w:color w:val="000000"/>
     </w:rPr>
   </w:style>
   <w:style w:type="character" w:default="1" w:styleId="DefaultParagraphFont">
     <w:name w:val="Default Paragraph Font"/>
     <w:uiPriority w:val="1"/>
-    <w:semiHidden/>
     <w:unhideWhenUsed/>
   </w:style>
   <w:style w:type="table" w:default="1" w:styleId="TableNormal">
@@ -1427,7 +1263,6 @@
     </w:pPr>
     <w:rPr>
       <w:rFonts w:asciiTheme="majorHAnsi" w:eastAsiaTheme="majorEastAsia" w:hAnsiTheme="majorHAnsi" w:cstheme="majorBidi"/>
-      <w:color w:val="000000"/>
       <w:spacing w:val="-10"/>
       <w:kern w:val="28"/>
       <w:sz w:val="56"/>
@@ -1463,7 +1298,6 @@
     </w:pPr>
     <w:rPr>
       <w:rFonts w:eastAsiaTheme="majorEastAsia" w:cstheme="majorBidi"/>
-      <w:color w:val="000000"/>
       <w:spacing w:val="15"/>
       <w:sz w:val="28"/>
       <w:szCs w:val="28"/>
@@ -1498,7 +1332,6 @@
     <w:rPr>
       <w:i/>
       <w:iCs/>
-      <w:color w:val="000000"/>
     </w:rPr>
   </w:style>
   <w:style w:type="character" w:customStyle="1" w:styleId="QuoteChar">
@@ -1523,9 +1356,6 @@
       <w:ind w:left="720"/>
       <w:contextualSpacing/>
     </w:pPr>
-    <w:rPr>
-      <w:color w:val="000000"/>
-    </w:rPr>
   </w:style>
   <w:style w:type="character" w:styleId="IntenseEmphasis">
     <w:name w:val="Intense Emphasis"/>
@@ -1555,7 +1385,6 @@
     <w:rPr>
       <w:i/>
       <w:iCs/>
-      <w:color w:val="000000"/>
     </w:rPr>
   </w:style>
   <w:style w:type="character" w:customStyle="1" w:styleId="IntenseQuoteChar">
@@ -1595,9 +1424,6 @@
     <w:pPr>
       <w:spacing w:after="100"/>
     </w:pPr>
-    <w:rPr>
-      <w:color w:val="000000"/>
-    </w:rPr>
   </w:style>
   <w:style w:type="paragraph" w:customStyle="1" w:styleId="Moral">
     <w:name w:val="Moral"/>
@@ -1609,7 +1435,6 @@
     <w:rPr>
       <w:rFonts w:ascii="Arial" w:eastAsia="Arial" w:hAnsi="Arial"/>
       <w:i/>
-      <w:color w:val="000000"/>
       <w:kern w:val="0"/>
       <w:sz w:val="22"/>
       <w:szCs w:val="22"/>
@@ -1631,9 +1456,6 @@
       </w:tabs>
       <w:spacing w:after="0" w:line="240" w:lineRule="auto"/>
     </w:pPr>
-    <w:rPr>
-      <w:color w:val="000000"/>
-    </w:rPr>
   </w:style>
   <w:style w:type="character" w:customStyle="1" w:styleId="HeaderChar">
     <w:name w:val="Header Char"/>
@@ -1656,9 +1478,6 @@
       </w:tabs>
       <w:spacing w:after="0" w:line="240" w:lineRule="auto"/>
     </w:pPr>
-    <w:rPr>
-      <w:color w:val="000000"/>
-    </w:rPr>
   </w:style>
   <w:style w:type="character" w:customStyle="1" w:styleId="FooterChar">
     <w:name w:val="Footer Char"/>
@@ -1681,7 +1500,6 @@
     </w:pPr>
     <w:rPr>
       <w:rFonts w:eastAsiaTheme="minorEastAsia"/>
-      <w:color w:val="000000"/>
     </w:rPr>
   </w:style>
   <w:style w:type="paragraph" w:styleId="TOC3">
@@ -1698,7 +1516,6 @@
     </w:pPr>
     <w:rPr>
       <w:rFonts w:eastAsiaTheme="minorEastAsia"/>
-      <w:color w:val="000000"/>
     </w:rPr>
   </w:style>
   <w:style w:type="paragraph" w:styleId="TOC4">
@@ -1715,7 +1532,6 @@
     </w:pPr>
     <w:rPr>
       <w:rFonts w:eastAsiaTheme="minorEastAsia"/>
-      <w:color w:val="000000"/>
     </w:rPr>
   </w:style>
   <w:style w:type="paragraph" w:styleId="TOC5">
@@ -1732,7 +1548,6 @@
     </w:pPr>
     <w:rPr>
       <w:rFonts w:eastAsiaTheme="minorEastAsia"/>
-      <w:color w:val="000000"/>
     </w:rPr>
   </w:style>
   <w:style w:type="paragraph" w:styleId="TOC6">
@@ -1749,7 +1564,6 @@
     </w:pPr>
     <w:rPr>
       <w:rFonts w:eastAsiaTheme="minorEastAsia"/>
-      <w:color w:val="000000"/>
     </w:rPr>
   </w:style>
   <w:style w:type="paragraph" w:styleId="TOC7">
@@ -1766,7 +1580,6 @@
     </w:pPr>
     <w:rPr>
       <w:rFonts w:eastAsiaTheme="minorEastAsia"/>
-      <w:color w:val="000000"/>
     </w:rPr>
   </w:style>
   <w:style w:type="paragraph" w:styleId="TOC8">
@@ -1783,7 +1596,6 @@
     </w:pPr>
     <w:rPr>
       <w:rFonts w:eastAsiaTheme="minorEastAsia"/>
-      <w:color w:val="000000"/>
     </w:rPr>
   </w:style>
   <w:style w:type="paragraph" w:styleId="TOC9">
@@ -1800,7 +1612,6 @@
     </w:pPr>
     <w:rPr>
       <w:rFonts w:eastAsiaTheme="minorEastAsia"/>
-      <w:color w:val="000000"/>
     </w:rPr>
   </w:style>
   <w:style w:type="paragraph" w:styleId="TOCHeading">
@@ -1816,7 +1627,6 @@
       <w:outlineLvl w:val="9"/>
     </w:pPr>
     <w:rPr>
-      <w:color w:val="000000"/>
       <w:kern w:val="0"/>
       <w:sz w:val="32"/>
       <w:szCs w:val="32"/>

--- a/ky/wisdom-stories/albrecht-durer.docx
+++ b/ky/wisdom-stories/albrecht-durer.docx
@@ -74,7 +74,7 @@
     </w:p>
     <w:p>
       <w:r>
-        <w:t>Өз кыялынын орундалышы бир тууганына кандай оор баага түшкөнүн ал ошондо гана терең түшүндү.</w:t>
+        <w:t>Өз кыялынын орундалышы бир тууганына канчалык кымбатка турганын ал ошондо гана терең түшүндү.</w:t>
       </w:r>
     </w:p>
     <w:p>
